--- a/tillsyn/A 4014-2026 tillsynsbegäran.docx
+++ b/tillsyn/A 4014-2026 tillsynsbegäran.docx
@@ -113,7 +113,7 @@
         <w:rPr>
           <w:i/>
         </w:rPr>
-        <w:t xml:space="preserve"> 9070 Trädklädd betesmark </w:t>
+        <w:t xml:space="preserve"> 9070 Trädklädd betesmark</w:t>
       </w:r>
       <w:r>
         <w:t xml:space="preserve"> (SLU Artdatabanken, 2024).</w:t>
@@ -952,7 +952,7 @@
     <w:r>
       <w:tab/>
       <w:tab/>
-      <w:t>2026-03-02</w:t>
+      <w:t>2026-03-03</w:t>
       <w:br/>
       <w:br/>
     </w:r>

--- a/tillsyn/A 4014-2026 tillsynsbegäran.docx
+++ b/tillsyn/A 4014-2026 tillsynsbegäran.docx
@@ -952,7 +952,7 @@
     <w:r>
       <w:tab/>
       <w:tab/>
-      <w:t>2026-03-03</w:t>
+      <w:t>2026-03-04</w:t>
       <w:br/>
       <w:br/>
     </w:r>

--- a/tillsyn/A 4014-2026 tillsynsbegäran.docx
+++ b/tillsyn/A 4014-2026 tillsynsbegäran.docx
@@ -952,7 +952,7 @@
     <w:r>
       <w:tab/>
       <w:tab/>
-      <w:t>2026-03-04</w:t>
+      <w:t>2026-03-05</w:t>
       <w:br/>
       <w:br/>
     </w:r>

--- a/tillsyn/A 4014-2026 tillsynsbegäran.docx
+++ b/tillsyn/A 4014-2026 tillsynsbegäran.docx
@@ -952,7 +952,7 @@
     <w:r>
       <w:tab/>
       <w:tab/>
-      <w:t>2026-03-05</w:t>
+      <w:t>2026-03-06</w:t>
       <w:br/>
       <w:br/>
     </w:r>

--- a/tillsyn/A 4014-2026 tillsynsbegäran.docx
+++ b/tillsyn/A 4014-2026 tillsynsbegäran.docx
@@ -952,7 +952,7 @@
     <w:r>
       <w:tab/>
       <w:tab/>
-      <w:t>2026-03-06</w:t>
+      <w:t>2026-03-07</w:t>
       <w:br/>
       <w:br/>
     </w:r>

--- a/tillsyn/A 4014-2026 tillsynsbegäran.docx
+++ b/tillsyn/A 4014-2026 tillsynsbegäran.docx
@@ -952,7 +952,7 @@
     <w:r>
       <w:tab/>
       <w:tab/>
-      <w:t>2026-03-07</w:t>
+      <w:t>2026-03-08</w:t>
       <w:br/>
       <w:br/>
     </w:r>

--- a/tillsyn/A 4014-2026 tillsynsbegäran.docx
+++ b/tillsyn/A 4014-2026 tillsynsbegäran.docx
@@ -952,7 +952,7 @@
     <w:r>
       <w:tab/>
       <w:tab/>
-      <w:t>2026-03-08</w:t>
+      <w:t>2026-03-09</w:t>
       <w:br/>
       <w:br/>
     </w:r>

--- a/tillsyn/A 4014-2026 tillsynsbegäran.docx
+++ b/tillsyn/A 4014-2026 tillsynsbegäran.docx
@@ -952,7 +952,7 @@
     <w:r>
       <w:tab/>
       <w:tab/>
-      <w:t>2026-03-09</w:t>
+      <w:t>2026-03-10</w:t>
       <w:br/>
       <w:br/>
     </w:r>

--- a/tillsyn/A 4014-2026 tillsynsbegäran.docx
+++ b/tillsyn/A 4014-2026 tillsynsbegäran.docx
@@ -364,7 +364,7 @@
         <w:t>Spillkråka (NT, §4)</w:t>
       </w:r>
       <w:r>
-        <w:t xml:space="preserve"> är rödlistad som nära hotad och ingår i bilaga 1 i EU:s fågeldirektiv. Den minskar i population på grund av minskad tillgång på lämpliga bo- och födoträd och minskad födotillgång. Spillkråkans minskningstakt har uppgått till 19 (24–10) % under de senaste 15 åren. Minskningstakten för den svenska populationen bedöms vara nära gränsvärdet för Sårbar (VU) (A2bc). Skogsbruk med korta omloppstider och täta, homogena ungskogar utgör det största hotet. Spillkråka är typisk art för </w:t>
+        <w:t xml:space="preserve"> är rödlistad som nära hotad och ingår i bilaga 1 i EU:s fågeldirektiv. Den minskar i population på grund av minskad tillgång på lämpliga bo- och födoträd och minskad födotillgång. Spillkråkans minskningstakt har uppgått till 19 (24–10) % under de senaste 15 åren och bedöms vara nära gränsvärdet för Sårbar (VU) (A2bc). Spillkråka är en nyckelart i skogliga miljöer vars övergivna bohål utnyttjas av flera andra hålhäckande fågelarter och fladdermöss. Den behöver grova träd, främst tall, asp och bok som boträd. Skogsbruk med korta omloppstider och täta, homogena ungskogar utgör det största hotet. Spillkråka är typisk art för </w:t>
       </w:r>
       <w:r>
         <w:rPr>
@@ -382,7 +382,7 @@
         <w:t xml:space="preserve"> 9740 Skogsbevuxen myr </w:t>
       </w:r>
       <w:r>
-        <w:t>(SLU Artdatabanken, 2023).</w:t>
+        <w:t>(SLU Artdatabanken, 2025; Skogsstyrelsen 2016).</w:t>
       </w:r>
     </w:p>
     <w:p>
@@ -593,7 +593,7 @@
         <w:t xml:space="preserve"> 9740 Skogsbevuxen myr</w:t>
       </w:r>
       <w:r>
-        <w:t xml:space="preserve"> och ingår i bilaga 1 i EU:s fågeldirektiv. Spillkråka lever i både barr- och blandskog liksom i ren lövskog. De tätaste populationerna tenderar att finnas i äldre, variationsrik blandskog med gott om död ved och gamla träd.</w:t>
+        <w:t xml:space="preserve"> och ingår i bilaga 1 i EU:s fågeldirektiv. Spillkråka lever i både barr- och blandskog liksom i ren lövskog. De tätaste populationerna tenderar att finnas i äldre, variationsrik blandskog med gott om död ved och gamla träd. Spillkråka är en nyckelart i skogliga miljöer vars övergivna bohål utnyttjas av flera andra hålhäckande fågelarter och fladdermöss (SLU Artdatabanken, 2023; Skogsstyrelsen 2016).</w:t>
       </w:r>
     </w:p>
     <w:p>
@@ -611,7 +611,21 @@
     </w:p>
     <w:p>
       <w:r>
-        <w:t xml:space="preserve">SLU Artdatabanken, 2021. </w:t>
+        <w:t xml:space="preserve">Skogsstyrelsen, 2016. </w:t>
+      </w:r>
+      <w:r>
+        <w:rPr>
+          <w:i/>
+        </w:rPr>
+        <w:t xml:space="preserve">Vägledning för hänsyn till spillkråka. </w:t>
+      </w:r>
+      <w:r>
+        <w:t>Vägledningar och kunskapsstöd artskydd – Skogsstyrelsen.</w:t>
+      </w:r>
+    </w:p>
+    <w:p>
+      <w:r>
+        <w:t xml:space="preserve">SLU Artdatabanken, 2023. </w:t>
       </w:r>
       <w:r>
         <w:rPr>
@@ -952,7 +966,7 @@
     <w:r>
       <w:tab/>
       <w:tab/>
-      <w:t>2026-03-10</w:t>
+      <w:t>2026-03-11</w:t>
       <w:br/>
       <w:br/>
     </w:r>

--- a/tillsyn/A 4014-2026 tillsynsbegäran.docx
+++ b/tillsyn/A 4014-2026 tillsynsbegäran.docx
@@ -966,7 +966,7 @@
     <w:r>
       <w:tab/>
       <w:tab/>
-      <w:t>2026-03-11</w:t>
+      <w:t>2026-03-12</w:t>
       <w:br/>
       <w:br/>
     </w:r>

--- a/tillsyn/A 4014-2026 tillsynsbegäran.docx
+++ b/tillsyn/A 4014-2026 tillsynsbegäran.docx
@@ -966,7 +966,7 @@
     <w:r>
       <w:tab/>
       <w:tab/>
-      <w:t>2026-03-12</w:t>
+      <w:t>2026-03-13</w:t>
       <w:br/>
       <w:br/>
     </w:r>

--- a/tillsyn/A 4014-2026 tillsynsbegäran.docx
+++ b/tillsyn/A 4014-2026 tillsynsbegäran.docx
@@ -966,7 +966,7 @@
     <w:r>
       <w:tab/>
       <w:tab/>
-      <w:t>2026-03-13</w:t>
+      <w:t>2026-03-16</w:t>
       <w:br/>
       <w:br/>
     </w:r>

--- a/tillsyn/A 4014-2026 tillsynsbegäran.docx
+++ b/tillsyn/A 4014-2026 tillsynsbegäran.docx
@@ -966,7 +966,7 @@
     <w:r>
       <w:tab/>
       <w:tab/>
-      <w:t>2026-03-16</w:t>
+      <w:t>2026-03-17</w:t>
       <w:br/>
       <w:br/>
     </w:r>

--- a/tillsyn/A 4014-2026 tillsynsbegäran.docx
+++ b/tillsyn/A 4014-2026 tillsynsbegäran.docx
@@ -966,7 +966,7 @@
     <w:r>
       <w:tab/>
       <w:tab/>
-      <w:t>2026-03-17</w:t>
+      <w:t>2026-03-18</w:t>
       <w:br/>
       <w:br/>
     </w:r>

--- a/tillsyn/A 4014-2026 tillsynsbegäran.docx
+++ b/tillsyn/A 4014-2026 tillsynsbegäran.docx
@@ -966,7 +966,7 @@
     <w:r>
       <w:tab/>
       <w:tab/>
-      <w:t>2026-03-18</w:t>
+      <w:t>2026-03-19</w:t>
       <w:br/>
       <w:br/>
     </w:r>

--- a/tillsyn/A 4014-2026 tillsynsbegäran.docx
+++ b/tillsyn/A 4014-2026 tillsynsbegäran.docx
@@ -966,7 +966,7 @@
     <w:r>
       <w:tab/>
       <w:tab/>
-      <w:t>2026-03-19</w:t>
+      <w:t>2026-03-20</w:t>
       <w:br/>
       <w:br/>
     </w:r>

--- a/tillsyn/A 4014-2026 tillsynsbegäran.docx
+++ b/tillsyn/A 4014-2026 tillsynsbegäran.docx
@@ -966,7 +966,7 @@
     <w:r>
       <w:tab/>
       <w:tab/>
-      <w:t>2026-03-20</w:t>
+      <w:t>2026-03-21</w:t>
       <w:br/>
       <w:br/>
     </w:r>

--- a/tillsyn/A 4014-2026 tillsynsbegäran.docx
+++ b/tillsyn/A 4014-2026 tillsynsbegäran.docx
@@ -966,7 +966,7 @@
     <w:r>
       <w:tab/>
       <w:tab/>
-      <w:t>2026-03-21</w:t>
+      <w:t>2026-03-22</w:t>
       <w:br/>
       <w:br/>
     </w:r>

--- a/tillsyn/A 4014-2026 tillsynsbegäran.docx
+++ b/tillsyn/A 4014-2026 tillsynsbegäran.docx
@@ -966,7 +966,7 @@
     <w:r>
       <w:tab/>
       <w:tab/>
-      <w:t>2026-03-22</w:t>
+      <w:t>2026-03-23</w:t>
       <w:br/>
       <w:br/>
     </w:r>

--- a/tillsyn/A 4014-2026 tillsynsbegäran.docx
+++ b/tillsyn/A 4014-2026 tillsynsbegäran.docx
@@ -966,7 +966,7 @@
     <w:r>
       <w:tab/>
       <w:tab/>
-      <w:t>2026-03-23</w:t>
+      <w:t>2026-03-24</w:t>
       <w:br/>
       <w:br/>
     </w:r>

--- a/tillsyn/A 4014-2026 tillsynsbegäran.docx
+++ b/tillsyn/A 4014-2026 tillsynsbegäran.docx
@@ -966,7 +966,7 @@
     <w:r>
       <w:tab/>
       <w:tab/>
-      <w:t>2026-03-24</w:t>
+      <w:t>2026-03-25</w:t>
       <w:br/>
       <w:br/>
     </w:r>

--- a/tillsyn/A 4014-2026 tillsynsbegäran.docx
+++ b/tillsyn/A 4014-2026 tillsynsbegäran.docx
@@ -966,7 +966,7 @@
     <w:r>
       <w:tab/>
       <w:tab/>
-      <w:t>2026-03-25</w:t>
+      <w:t>2026-03-26</w:t>
       <w:br/>
       <w:br/>
     </w:r>

--- a/tillsyn/A 4014-2026 tillsynsbegäran.docx
+++ b/tillsyn/A 4014-2026 tillsynsbegäran.docx
@@ -966,7 +966,7 @@
     <w:r>
       <w:tab/>
       <w:tab/>
-      <w:t>2026-03-26</w:t>
+      <w:t>2026-03-27</w:t>
       <w:br/>
       <w:br/>
     </w:r>

--- a/tillsyn/A 4014-2026 tillsynsbegäran.docx
+++ b/tillsyn/A 4014-2026 tillsynsbegäran.docx
@@ -966,7 +966,7 @@
     <w:r>
       <w:tab/>
       <w:tab/>
-      <w:t>2026-03-27</w:t>
+      <w:t>2026-03-28</w:t>
       <w:br/>
       <w:br/>
     </w:r>

--- a/tillsyn/A 4014-2026 tillsynsbegäran.docx
+++ b/tillsyn/A 4014-2026 tillsynsbegäran.docx
@@ -966,7 +966,7 @@
     <w:r>
       <w:tab/>
       <w:tab/>
-      <w:t>2026-03-28</w:t>
+      <w:t>2026-03-29</w:t>
       <w:br/>
       <w:br/>
     </w:r>

--- a/tillsyn/A 4014-2026 tillsynsbegäran.docx
+++ b/tillsyn/A 4014-2026 tillsynsbegäran.docx
@@ -966,7 +966,7 @@
     <w:r>
       <w:tab/>
       <w:tab/>
-      <w:t>2026-03-29</w:t>
+      <w:t>2026-03-30</w:t>
       <w:br/>
       <w:br/>
     </w:r>

--- a/tillsyn/A 4014-2026 tillsynsbegäran.docx
+++ b/tillsyn/A 4014-2026 tillsynsbegäran.docx
@@ -966,7 +966,7 @@
     <w:r>
       <w:tab/>
       <w:tab/>
-      <w:t>2026-03-30</w:t>
+      <w:t>2026-03-31</w:t>
       <w:br/>
       <w:br/>
     </w:r>

--- a/tillsyn/A 4014-2026 tillsynsbegäran.docx
+++ b/tillsyn/A 4014-2026 tillsynsbegäran.docx
@@ -966,7 +966,7 @@
     <w:r>
       <w:tab/>
       <w:tab/>
-      <w:t>2026-03-31</w:t>
+      <w:t>2026-04-01</w:t>
       <w:br/>
       <w:br/>
     </w:r>

--- a/tillsyn/A 4014-2026 tillsynsbegäran.docx
+++ b/tillsyn/A 4014-2026 tillsynsbegäran.docx
@@ -966,7 +966,7 @@
     <w:r>
       <w:tab/>
       <w:tab/>
-      <w:t>2026-04-01</w:t>
+      <w:t>2026-04-02</w:t>
       <w:br/>
       <w:br/>
     </w:r>

--- a/tillsyn/A 4014-2026 tillsynsbegäran.docx
+++ b/tillsyn/A 4014-2026 tillsynsbegäran.docx
@@ -966,7 +966,7 @@
     <w:r>
       <w:tab/>
       <w:tab/>
-      <w:t>2026-04-02</w:t>
+      <w:t>2026-04-03</w:t>
       <w:br/>
       <w:br/>
     </w:r>

--- a/tillsyn/A 4014-2026 tillsynsbegäran.docx
+++ b/tillsyn/A 4014-2026 tillsynsbegäran.docx
@@ -966,7 +966,7 @@
     <w:r>
       <w:tab/>
       <w:tab/>
-      <w:t>2026-04-03</w:t>
+      <w:t>2026-04-04</w:t>
       <w:br/>
       <w:br/>
     </w:r>

--- a/tillsyn/A 4014-2026 tillsynsbegäran.docx
+++ b/tillsyn/A 4014-2026 tillsynsbegäran.docx
@@ -966,7 +966,7 @@
     <w:r>
       <w:tab/>
       <w:tab/>
-      <w:t>2026-04-04</w:t>
+      <w:t>2026-04-05</w:t>
       <w:br/>
       <w:br/>
     </w:r>

--- a/tillsyn/A 4014-2026 tillsynsbegäran.docx
+++ b/tillsyn/A 4014-2026 tillsynsbegäran.docx
@@ -966,7 +966,7 @@
     <w:r>
       <w:tab/>
       <w:tab/>
-      <w:t>2026-04-05</w:t>
+      <w:t>2026-04-06</w:t>
       <w:br/>
       <w:br/>
     </w:r>

--- a/tillsyn/A 4014-2026 tillsynsbegäran.docx
+++ b/tillsyn/A 4014-2026 tillsynsbegäran.docx
@@ -95,10 +95,10 @@
         <w:rPr>
           <w:b/>
         </w:rPr>
-        <w:t>Garnlav (NT)</w:t>
-      </w:r>
-      <w:r>
-        <w:t xml:space="preserve"> är en utpräglad barrskogsart som ibland kan drapera träden i norrländska grannaturskogar med hög luftfuktighet. Den förekommer även i talldominerade bestånd där den, förutom i trädens grenverk, påträffas hängande över ojämnheter i tallbarken. Arten har minskat starkt i södra och mellersta Sverige och den minskar även i sitt nordliga utbredningsområde. Orsaken till tillbakagången beror främst på slutavverkningar av naturskogsartade skogar. Bestånd med riklig förekomst bör regelmässigt sparas. Garnlav är värdväxt för den mycket sällsynta och akut hotade fjärilen barrskogslavfly (CR) som hör hemma i boreala barrskogar med riklig förekomst av värdväxten. Tidigare kunde arten konstateras årligen på flera platser vid Dala-Floda i Dalarna innan lokalerna kalavverkades. Senaste fyndet i landet av barrskogslavfly är från år 2000 då den påträffades vid Högberget i Sollefteå kommun. Garnlav är typisk art för </w:t>
+        <w:t>Garnlav (VU)</w:t>
+      </w:r>
+      <w:r>
+        <w:t xml:space="preserve"> är en utpräglad barrskogsart som ibland kan drapera träden i norrländska grannaturskogar med hög luftfuktighet. Den förekommer även i talldominerade bestånd där den, förutom i trädens grenverk, påträffas hängande över ojämnheter i tallbarken. Arten har minskat starkt i södra och mellersta Sverige och den minskar även i sitt nordliga utbredningsområde. Minskningstakten uppgår till 30 (20–50) % inom 50 år och överstiger gränsvärdet för Sårbar (VU). Orsaken till tillbakagången beror främst på slutavverkningar av naturskogsartade skogar. Bestånd med riklig förekomst bör regelmässigt sparas, vilket även gynnar flera andra sällsynta och rödlistade arter. Garnlav är värdväxt för den mycket sällsynta och akut hotade fjärilen barrskogslavfly (CR) som hör hemma i boreala barrskogar med riklig förekomst av värdväxten. Tidigare kunde arten konstateras årligen på flera platser vid Dala-Floda i Dalarna innan lokalerna kalavverkades. Senaste fyndet i landet av barrskogslavfly är från år 2000 då den påträffades vid Högberget i Sollefteå kommun. Garnlav är typisk art för </w:t>
       </w:r>
       <w:r>
         <w:rPr>
@@ -116,7 +116,7 @@
         <w:t xml:space="preserve"> 9070 Trädklädd betesmark</w:t>
       </w:r>
       <w:r>
-        <w:t xml:space="preserve"> (SLU Artdatabanken, 2024).</w:t>
+        <w:t xml:space="preserve"> (SLU Artdatabanken, 2026).</w:t>
       </w:r>
     </w:p>
     <w:p>
@@ -127,25 +127,34 @@
         <w:t>Lunglav (NT)</w:t>
       </w:r>
       <w:r>
-        <w:t xml:space="preserve"> är en av vårt lands främsta signalarter som överallt indikerar gamla lövträd, skogsbestånd med höga naturvärden och ekosystem med långskoglig kontinuitet. Lokalt kan förekomsten vara mycket riklig men den hittas nästan enbart i gamla och ej slutavverkade skogar. Artens samtliga förekomster bör uppmärksammas från naturvårdssynpunkt, då många lokaler även hyser andra ovanliga och rödlistade arter. Rikliga förekomster bör skyddas med biotopskydd, frivilliga avsättningar eller reservat. Det finns ett antal sällsynta lavparasiter som växer på lunglav: lunglavsknapp (VU), skrovelmössing (DD), lunglavshårprick (DD), </w:t>
+        <w:t xml:space="preserve"> är en av vårt lands främsta signalarter som överallt indikerar gamla lövträd, skogsbestånd med höga naturvärden och ekosystem med långskoglig kontinuitet. Lokalt kan förekomsten vara mycket riklig men den hittas nästan enbart i gamla och ej slutavverkade skogar. Artens samtliga förekomster bör uppmärksammas från naturvårdssynpunkt, då många lokaler även hyser andra ovanliga och rödlistade arter. Rikliga förekomster bör skyddas med biotopskydd, frivilliga avsättningar eller reservat. På lunglav kan de sällsynta lavparasiterna lunglavshårprick (CR), </w:t>
       </w:r>
       <w:r>
         <w:rPr>
           <w:i/>
         </w:rPr>
-        <w:t>Calycina alstrupii</w:t>
-      </w:r>
-      <w:r>
-        <w:t xml:space="preserve"> (NA) och </w:t>
+        <w:t>Abrothallus diederichii</w:t>
+      </w:r>
+      <w:r>
+        <w:t xml:space="preserve"> (VU), </w:t>
       </w:r>
       <w:r>
         <w:rPr>
           <w:i/>
         </w:rPr>
-        <w:t>Chalara lobariae</w:t>
-      </w:r>
-      <w:r>
-        <w:t xml:space="preserve"> (NA). Lunglav är typisk art för </w:t>
+        <w:t>Abrothallus lobariae</w:t>
+      </w:r>
+      <w:r>
+        <w:t xml:space="preserve"> (VU), </w:t>
+      </w:r>
+      <w:r>
+        <w:rPr>
+          <w:i/>
+        </w:rPr>
+        <w:t>Calycina lobariae</w:t>
+      </w:r>
+      <w:r>
+        <w:t xml:space="preserve"> (VU), lunglavsknapp (VU) och skrovelmössing (VU) påträffas. Lunglav är typisk art för </w:t>
       </w:r>
       <w:r>
         <w:rPr>
@@ -163,7 +172,7 @@
         <w:t xml:space="preserve"> 6530 Lövängar</w:t>
       </w:r>
       <w:r>
-        <w:t xml:space="preserve"> (SLU Artdatabanken, 2025; SLU Artdatabanken, 2024; Nitare &amp; Skogsstyrelsen, 2019).</w:t>
+        <w:t xml:space="preserve"> (SLU Artdatabanken, 2026; Nitare &amp; Skogsstyrelsen, 2019).</w:t>
       </w:r>
     </w:p>
     <w:p>
@@ -200,10 +209,10 @@
         <w:rPr>
           <w:b/>
         </w:rPr>
-        <w:t>Rynkskinn (VU)</w:t>
-      </w:r>
-      <w:r>
-        <w:t xml:space="preserve">, rödlistad som sårbar, är en vednedbrytare som växer på grova granlågor och ingår i en karaktäristisk association av vedsvampar knutna till urskogsartade barrskogar. Den har klassificerats som en “urskogsindikator” och är placerad i toppen av Skogsstyrelsens värdepyramid för bedömning av skog med höga naturvärden. Allt tyder på att rynkskinn är mycket känslig för skogliga ingrepp. Rynkskinn är typisk art för </w:t>
+        <w:t>Rynkskinn (NT)</w:t>
+      </w:r>
+      <w:r>
+        <w:t xml:space="preserve"> är en vednedbrytare som växer på grova granlågor och ingår i en karaktäristisk association av vedsvampar knutna till urskogsartade barrskogar. Den har klassificerats som en “urskogsindikator” och är placerad i toppen av Skogsstyrelsens värdepyramid för bedömning av skog med höga naturvärden. Allt tyder på att rynkskinn är mycket känslig för skogliga ingrepp och lokalerna, som oftast har höga biologiska kvaliteter, bör lämnas till fri utveckling. Rynkskinn är typisk art för </w:t>
       </w:r>
       <w:r>
         <w:rPr>
@@ -221,7 +230,7 @@
         <w:t xml:space="preserve"> 9030 Landhöjningsskog</w:t>
       </w:r>
       <w:r>
-        <w:t xml:space="preserve"> (Nitare &amp; Skogsstyrelsen, 2019; SLU Artdatabanken, 2024).</w:t>
+        <w:t xml:space="preserve"> (Nitare &amp; Skogsstyrelsen, 2019; SLU Artdatabanken, 2026).</w:t>
       </w:r>
     </w:p>
     <w:p>
@@ -290,7 +299,34 @@
         <w:t>Ullticka (NT)</w:t>
       </w:r>
       <w:r>
-        <w:t xml:space="preserve"> är knuten till restbestånd av barrnaturskog och förekommer med ett tydligt optimum i orörda eller måttligt påverkade gamla granskogar där det föreligger viss kontinuitet av grov död ved. Ullticka är en bra signalart inom hela sitt utbredningsområde och i södra Sverige är den sällsynt och en god signalart för skyddsvärda granskogsmiljöer. Den hotas av avverkning och fragmentering av naturskog och äldre granskog med lång trädkontinuitet. Ullticka är typisk art för </w:t>
+        <w:t xml:space="preserve"> är knuten till restbestånd av barrnaturskog och förekommer med ett tydligt optimum i orörda eller måttligt påverkade gamla granskogar där det föreligger viss kontinuitet av grov död ved. Ullticka är en bra signalart inom hela sitt utbredningsområde och i södra Sverige är den sällsynt och en god signalart för skyddsvärda granskogsmiljöer. Den hotas av avverkning och fragmentering av naturskog och äldre granskog med lång trädkontinuitet. På ullticka kan ibland ulltickeporing (VU) påträffas - det är en sällsynt ticka som nyligen delats upp i de tre olika arterna ulltickeporing </w:t>
+      </w:r>
+      <w:r>
+        <w:rPr>
+          <w:i/>
+        </w:rPr>
+        <w:t xml:space="preserve">Skeletocutis brevispora </w:t>
+      </w:r>
+      <w:r>
+        <w:t>(VU)</w:t>
+      </w:r>
+      <w:r>
+        <w:rPr>
+          <w:i/>
+        </w:rPr>
+        <w:t>, Skeletocutis delicata</w:t>
+      </w:r>
+      <w:r>
+        <w:t xml:space="preserve"> (VU)</w:t>
+      </w:r>
+      <w:r>
+        <w:rPr>
+          <w:i/>
+        </w:rPr>
+        <w:t xml:space="preserve"> och Skeletocutis exilis</w:t>
+      </w:r>
+      <w:r>
+        <w:t xml:space="preserve"> (NT). Ullticka är typisk art för </w:t>
       </w:r>
       <w:r>
         <w:rPr>
@@ -308,25 +344,7 @@
         <w:t>9030 Landhöjningsskog</w:t>
       </w:r>
       <w:r>
-        <w:t xml:space="preserve">. På ullticka kan ibland ulltickeporing (VU) påträffas - det är en sällsynt ticka som nyligen delats upp i tre olika arter: </w:t>
-      </w:r>
-      <w:r>
-        <w:rPr>
-          <w:i/>
-        </w:rPr>
-        <w:t xml:space="preserve">Skeletocutis brevispora </w:t>
-      </w:r>
-      <w:r>
-        <w:t>(ulltickeporing)</w:t>
-      </w:r>
-      <w:r>
-        <w:rPr>
-          <w:i/>
-        </w:rPr>
-        <w:t>, Skeletocutis delicata och Skeletocutis exilis</w:t>
-      </w:r>
-      <w:r>
-        <w:t>. De två sistnämnda arterna står för närvarande (2020) som ej bedömda i rödlistan (SLU Artdatabanken, 2024; Nitare &amp; Skogsstyrelsen, 2019; Miettinen &amp; Niemelä, 2018).</w:t>
+        <w:t xml:space="preserve"> (SLU Artdatabanken, 2026; Nitare &amp; Skogsstyrelsen, 2019; Miettinen &amp; Niemelä, 2018).</w:t>
       </w:r>
     </w:p>
     <w:p>
@@ -361,10 +379,10 @@
         <w:rPr>
           <w:b/>
         </w:rPr>
-        <w:t>Spillkråka (NT, §4)</w:t>
-      </w:r>
-      <w:r>
-        <w:t xml:space="preserve"> är rödlistad som nära hotad och ingår i bilaga 1 i EU:s fågeldirektiv. Den minskar i population på grund av minskad tillgång på lämpliga bo- och födoträd och minskad födotillgång. Spillkråkans minskningstakt har uppgått till 19 (24–10) % under de senaste 15 åren och bedöms vara nära gränsvärdet för Sårbar (VU) (A2bc). Spillkråka är en nyckelart i skogliga miljöer vars övergivna bohål utnyttjas av flera andra hålhäckande fågelarter och fladdermöss. Den behöver grova träd, främst tall, asp och bok som boträd. Skogsbruk med korta omloppstider och täta, homogena ungskogar utgör det största hotet. Spillkråka är typisk art för </w:t>
+        <w:t>Spillkråka (§4)</w:t>
+      </w:r>
+      <w:r>
+        <w:t xml:space="preserve"> omfattas av bilaga 1 i EU:s fågeldirektiv och är typisk art för </w:t>
       </w:r>
       <w:r>
         <w:rPr>
@@ -379,10 +397,10 @@
         <w:rPr>
           <w:i/>
         </w:rPr>
-        <w:t xml:space="preserve"> 9740 Skogsbevuxen myr </w:t>
-      </w:r>
-      <w:r>
-        <w:t>(SLU Artdatabanken, 2025; Skogsstyrelsen 2016).</w:t>
+        <w:t xml:space="preserve"> 9740 Skogsbevuxen myr</w:t>
+      </w:r>
+      <w:r>
+        <w:t>. Den behöver grova träd, främst tall, asp och bok som boträd. Skogsbruk med korta omloppstider och täta, homogena ungskogar utgör det största hotet. Spillkråka är en nyckelart i skogliga miljöer vars övergivna bohål utnyttjas av flera andra hålhäckande fågelarter och fladdermöss, däribland pärluggla (EN, §4), knipa (§4), salskrake (§4) och skogsduva (§4). Hökuggla (VU, §4) och slaguggla (§4) häckar ofta i högstubbar som brutits av i höjd med ett gammalt spillkråkebo (SLU Artdatabanken, 2026; Skogsstyrelsen, 2016).</w:t>
       </w:r>
     </w:p>
     <w:p>
@@ -444,7 +462,39 @@
     </w:p>
     <w:p>
       <w:r>
-        <w:t xml:space="preserve">Lunglav (NT) är en av vårt lands främsta signalarter som överallt indikerar gamla lövträd, skogsbestånd med höga naturvärden och ekosystem med lång skoglig kontinuitet. Lokalt kan förekomsten vara mycket riklig men den hittas nästan enbart i gamla och ej slutavverkade skogar. Artens samtliga förekomster bör uppmärksammas från naturvårdssynpunkt, då många lokaler även hyser andra ovanliga och rödlistade arter. Rikliga förekomster bör skyddas med biotopskydd, frivilliga avsättningar eller reservat. Lunglav är typisk art för </w:t>
+        <w:t xml:space="preserve">Lunglav (NT) är en av vårt lands främsta signalarter som överallt indikerar gamla lövträd, skogsbestånd med höga naturvärden och ekosystem med lång skoglig kontinuitet. Lokalt kan förekomsten vara mycket riklig men den hittas nästan enbart i gamla och ej slutavverkade skogar. Artens samtliga förekomster bör uppmärksammas från naturvårdssynpunkt, då många lokaler även hyser andra ovanliga och rödlistade arter, däribland de sällsynta lavparasiterna lunglavshårprick (CR), </w:t>
+      </w:r>
+      <w:r>
+        <w:rPr>
+          <w:i/>
+        </w:rPr>
+        <w:t>Abrothallus diederichii</w:t>
+      </w:r>
+      <w:r>
+        <w:t xml:space="preserve"> (VU), </w:t>
+      </w:r>
+      <w:r>
+        <w:rPr>
+          <w:i/>
+        </w:rPr>
+        <w:t>Abrothallus lobariae</w:t>
+      </w:r>
+      <w:r>
+        <w:t xml:space="preserve"> (VU), </w:t>
+      </w:r>
+      <w:r>
+        <w:rPr>
+          <w:i/>
+        </w:rPr>
+        <w:t>Calycina lobariae</w:t>
+      </w:r>
+      <w:r>
+        <w:t xml:space="preserve"> (VU), lunglavsknapp (VU) och skrovelmössing (VU), som växer på lunglav. Rikliga förekomster med lunglav bör skyddas med biotopskydd, frivilliga avsättningar eller reservat (SLU Artdatabanken, 2026; Nitare &amp; Skogsstyrelsen, 2019).</w:t>
+      </w:r>
+    </w:p>
+    <w:p>
+      <w:r>
+        <w:t xml:space="preserve">Lunglav är typisk art för </w:t>
       </w:r>
       <w:r>
         <w:rPr>
@@ -462,57 +512,7 @@
         <w:t xml:space="preserve"> 6530 Lövängar</w:t>
       </w:r>
       <w:r>
-        <w:t xml:space="preserve"> (SLU Artdatabanken, 2024; Nitare &amp; Skogsstyrelsen, 2019).</w:t>
-      </w:r>
-    </w:p>
-    <w:p>
-      <w:r>
-        <w:t xml:space="preserve">På lunglav kan man sällsynt finna små svarta skivlika bildningar som liknar apothecier men som är en parasitisk svamp, Lunglavsknapp </w:t>
-      </w:r>
-      <w:r>
-        <w:rPr>
-          <w:i/>
-        </w:rPr>
-        <w:t>Plectocarpon lichenum</w:t>
-      </w:r>
-      <w:r>
-        <w:t xml:space="preserve"> (VU). Det finns ytterligare ett antal parasiter vilka bara förekommer på lunglav: Skrovelmössing </w:t>
-      </w:r>
-      <w:r>
-        <w:rPr>
-          <w:i/>
-        </w:rPr>
-        <w:t>Dactylospora lobariella</w:t>
-      </w:r>
-      <w:r>
-        <w:t xml:space="preserve"> (rödlistad som Kunskapsbrist DD) och Lunglavshårprick </w:t>
-      </w:r>
-      <w:r>
-        <w:rPr>
-          <w:i/>
-        </w:rPr>
-        <w:t>Niesslia lobariae</w:t>
-      </w:r>
-      <w:r>
-        <w:t xml:space="preserve"> (rödlistad som Kunskapsbrist DD). Skrovelmössing (DD) har små svarta apothecier och bruna, 1-septerade sporer och Lunglavshårprick (DD) har brunhåriga perithecier och färglösa, 1-septerade sporer. Nyligen har ytterligare två lavparasiter påträffats i Sverige som växer på lunglav: </w:t>
-      </w:r>
-      <w:r>
-        <w:rPr>
-          <w:i/>
-        </w:rPr>
-        <w:t>Calycina alstrupii</w:t>
-      </w:r>
-      <w:r>
-        <w:t xml:space="preserve"> (NA) och </w:t>
-      </w:r>
-      <w:r>
-        <w:rPr>
-          <w:i/>
-        </w:rPr>
-        <w:t>Chalara lobariae</w:t>
-      </w:r>
-      <w:r>
-        <w:t xml:space="preserve"> (NA) (SLU Artdatabanken, 2025; SLU Artdatabanken, 2024; Nitare &amp; Skogsstyrelsen, 2019).</w:t>
+        <w:t xml:space="preserve"> (SLU Artdatabanken, 2026).</w:t>
       </w:r>
     </w:p>
     <w:p>
@@ -539,7 +539,7 @@
     </w:p>
     <w:p>
       <w:r>
-        <w:t xml:space="preserve">SLU Artdatabanken, 2024. </w:t>
+        <w:t xml:space="preserve">SLU Artdatabanken, 2026. </w:t>
       </w:r>
       <w:r>
         <w:rPr>
@@ -549,20 +549,6 @@
       </w:r>
       <w:r>
         <w:t>SLU Artdatabanken, Uppsala.</w:t>
-      </w:r>
-    </w:p>
-    <w:p>
-      <w:r>
-        <w:t xml:space="preserve">SLU Artdatabanken, 2025. </w:t>
-      </w:r>
-      <w:r>
-        <w:rPr>
-          <w:i/>
-        </w:rPr>
-        <w:t xml:space="preserve">Över 20 nya lavparasiter för Sverige. </w:t>
-      </w:r>
-      <w:r>
-        <w:t>https://www.slu.se/artdatabanken/arter-och-natur/artiklar/over-20-nya-lavparasiter-for-sverige/</w:t>
       </w:r>
     </w:p>
     <w:p>
@@ -575,7 +561,7 @@
     </w:p>
     <w:p>
       <w:r>
-        <w:t xml:space="preserve">Spillkråka (NT) är rödlistad som nära hotad, fridlyst enligt §4 Artskyddsförordningen, typisk art för </w:t>
+        <w:t xml:space="preserve">Spillkråka (§4) ingår i bilaga 1 EU:s fågeldirektiv och är typisk art för </w:t>
       </w:r>
       <w:r>
         <w:rPr>
@@ -593,12 +579,12 @@
         <w:t xml:space="preserve"> 9740 Skogsbevuxen myr</w:t>
       </w:r>
       <w:r>
-        <w:t xml:space="preserve"> och ingår i bilaga 1 i EU:s fågeldirektiv. Spillkråka lever i både barr- och blandskog liksom i ren lövskog. De tätaste populationerna tenderar att finnas i äldre, variationsrik blandskog med gott om död ved och gamla träd. Spillkråka är en nyckelart i skogliga miljöer vars övergivna bohål utnyttjas av flera andra hålhäckande fågelarter och fladdermöss (SLU Artdatabanken, 2023; Skogsstyrelsen 2016).</w:t>
+        <w:t>. Den lever i både barr- och blandskog liksom i ren lövskog. De tätaste populationerna tenderar att finnas i äldre, variationsrik blandskog med gott om död ved och gamla träd. Varje par utnyttjar 400–1000 hektar skog beroende på skogens kvalitet. Skogsbruk med korta omloppstider och täta, homogena ungskogar utgör det största hotet (SLU Artdatabanken, 2026).</w:t>
       </w:r>
     </w:p>
     <w:p>
       <w:r>
-        <w:t>Varje par utnyttjar 400–1000 hektar skog beroende på skogens kvalitet. En minskning av populationen pågår på grund av minskad tillgång på lämpliga bo- och födoträd och minskad födotillgång. Spillkråkans minskningstakt har uppgått till 19 (24–10) % under de senaste 15 åren. Minskningstakten för den svenska populationen bedöms vara nära gränsvärdet för Sårbar (VU) (A2bc). Skogsbruk med korta omloppstider och täta, homogena ungskogar utgör det största hotet (SLU Artdatabanken 2023).</w:t>
+        <w:t>Spillkråka är en nyckelart i skogliga miljöer vars övergivna bohål utnyttjas av flera andra hålhäckande fågelarter och fladdermöss, däribland pärluggla (EN, §4), knipa (§4), salskrake (§4) och skogsduva (§4). Hökuggla (VU, §4) och slaguggla (§4) häckar ofta i högstubbar som brutits av i höjd med ett gammalt spillkråkebo (Skogsstyrelsen, 2016).</w:t>
       </w:r>
     </w:p>
     <w:p>
@@ -625,7 +611,7 @@
     </w:p>
     <w:p>
       <w:r>
-        <w:t xml:space="preserve">SLU Artdatabanken, 2023. </w:t>
+        <w:t xml:space="preserve">SLU Artdatabanken, 2026. </w:t>
       </w:r>
       <w:r>
         <w:rPr>
@@ -634,7 +620,7 @@
         <w:t xml:space="preserve">Artfaktablad. Naturvård – artfakta. </w:t>
       </w:r>
       <w:r>
-        <w:t>SLU Artdatabanken, Uppsala</w:t>
+        <w:t>SLU Artdatabanken, Uppsala.</w:t>
       </w:r>
     </w:p>
     <w:p>
@@ -966,7 +952,7 @@
     <w:r>
       <w:tab/>
       <w:tab/>
-      <w:t>2026-04-06</w:t>
+      <w:t>2026-04-07</w:t>
       <w:br/>
       <w:br/>
     </w:r>

--- a/tillsyn/A 4014-2026 tillsynsbegäran.docx
+++ b/tillsyn/A 4014-2026 tillsynsbegäran.docx
@@ -952,7 +952,7 @@
     <w:r>
       <w:tab/>
       <w:tab/>
-      <w:t>2026-04-07</w:t>
+      <w:t>2026-04-08</w:t>
       <w:br/>
       <w:br/>
     </w:r>

--- a/tillsyn/A 4014-2026 tillsynsbegäran.docx
+++ b/tillsyn/A 4014-2026 tillsynsbegäran.docx
@@ -952,7 +952,7 @@
     <w:r>
       <w:tab/>
       <w:tab/>
-      <w:t>2026-04-08</w:t>
+      <w:t>2026-04-09</w:t>
       <w:br/>
       <w:br/>
     </w:r>

--- a/tillsyn/A 4014-2026 tillsynsbegäran.docx
+++ b/tillsyn/A 4014-2026 tillsynsbegäran.docx
@@ -952,7 +952,7 @@
     <w:r>
       <w:tab/>
       <w:tab/>
-      <w:t>2026-04-09</w:t>
+      <w:t>2026-04-10</w:t>
       <w:br/>
       <w:br/>
     </w:r>

--- a/tillsyn/A 4014-2026 tillsynsbegäran.docx
+++ b/tillsyn/A 4014-2026 tillsynsbegäran.docx
@@ -952,7 +952,7 @@
     <w:r>
       <w:tab/>
       <w:tab/>
-      <w:t>2026-04-10</w:t>
+      <w:t>2026-04-11</w:t>
       <w:br/>
       <w:br/>
     </w:r>

--- a/tillsyn/A 4014-2026 tillsynsbegäran.docx
+++ b/tillsyn/A 4014-2026 tillsynsbegäran.docx
@@ -952,7 +952,7 @@
     <w:r>
       <w:tab/>
       <w:tab/>
-      <w:t>2026-04-14</w:t>
+      <w:t>2026-04-15</w:t>
       <w:br/>
       <w:br/>
     </w:r>

--- a/tillsyn/A 4014-2026 tillsynsbegäran.docx
+++ b/tillsyn/A 4014-2026 tillsynsbegäran.docx
@@ -952,7 +952,7 @@
     <w:r>
       <w:tab/>
       <w:tab/>
-      <w:t>2026-04-15</w:t>
+      <w:t>2026-04-16</w:t>
       <w:br/>
       <w:br/>
     </w:r>

--- a/tillsyn/A 4014-2026 tillsynsbegäran.docx
+++ b/tillsyn/A 4014-2026 tillsynsbegäran.docx
@@ -952,7 +952,7 @@
     <w:r>
       <w:tab/>
       <w:tab/>
-      <w:t>2026-04-16</w:t>
+      <w:t>2026-04-17</w:t>
       <w:br/>
       <w:br/>
     </w:r>

--- a/tillsyn/A 4014-2026 tillsynsbegäran.docx
+++ b/tillsyn/A 4014-2026 tillsynsbegäran.docx
@@ -952,7 +952,7 @@
     <w:r>
       <w:tab/>
       <w:tab/>
-      <w:t>2026-04-17</w:t>
+      <w:t>2026-04-18</w:t>
       <w:br/>
       <w:br/>
     </w:r>

--- a/tillsyn/A 4014-2026 tillsynsbegäran.docx
+++ b/tillsyn/A 4014-2026 tillsynsbegäran.docx
@@ -952,7 +952,7 @@
     <w:r>
       <w:tab/>
       <w:tab/>
-      <w:t>2026-04-18</w:t>
+      <w:t>2026-04-19</w:t>
       <w:br/>
       <w:br/>
     </w:r>

--- a/tillsyn/A 4014-2026 tillsynsbegäran.docx
+++ b/tillsyn/A 4014-2026 tillsynsbegäran.docx
@@ -952,7 +952,7 @@
     <w:r>
       <w:tab/>
       <w:tab/>
-      <w:t>2026-04-19</w:t>
+      <w:t>2026-04-20</w:t>
       <w:br/>
       <w:br/>
     </w:r>

--- a/tillsyn/A 4014-2026 tillsynsbegäran.docx
+++ b/tillsyn/A 4014-2026 tillsynsbegäran.docx
@@ -952,7 +952,7 @@
     <w:r>
       <w:tab/>
       <w:tab/>
-      <w:t>2026-04-20</w:t>
+      <w:t>2026-04-21</w:t>
       <w:br/>
       <w:br/>
     </w:r>

--- a/tillsyn/A 4014-2026 tillsynsbegäran.docx
+++ b/tillsyn/A 4014-2026 tillsynsbegäran.docx
@@ -952,7 +952,7 @@
     <w:r>
       <w:tab/>
       <w:tab/>
-      <w:t>2026-04-21</w:t>
+      <w:t>2026-04-22</w:t>
       <w:br/>
       <w:br/>
     </w:r>

--- a/tillsyn/A 4014-2026 tillsynsbegäran.docx
+++ b/tillsyn/A 4014-2026 tillsynsbegäran.docx
@@ -952,7 +952,7 @@
     <w:r>
       <w:tab/>
       <w:tab/>
-      <w:t>2026-04-22</w:t>
+      <w:t>2026-04-23</w:t>
       <w:br/>
       <w:br/>
     </w:r>

--- a/tillsyn/A 4014-2026 tillsynsbegäran.docx
+++ b/tillsyn/A 4014-2026 tillsynsbegäran.docx
@@ -952,7 +952,7 @@
     <w:r>
       <w:tab/>
       <w:tab/>
-      <w:t>2026-04-23</w:t>
+      <w:t>2026-04-24</w:t>
       <w:br/>
       <w:br/>
     </w:r>

--- a/tillsyn/A 4014-2026 tillsynsbegäran.docx
+++ b/tillsyn/A 4014-2026 tillsynsbegäran.docx
@@ -952,7 +952,7 @@
     <w:r>
       <w:tab/>
       <w:tab/>
-      <w:t>2026-04-24</w:t>
+      <w:t>2026-04-25</w:t>
       <w:br/>
       <w:br/>
     </w:r>

--- a/tillsyn/A 4014-2026 tillsynsbegäran.docx
+++ b/tillsyn/A 4014-2026 tillsynsbegäran.docx
@@ -952,7 +952,7 @@
     <w:r>
       <w:tab/>
       <w:tab/>
-      <w:t>2026-04-25</w:t>
+      <w:t>2026-04-26</w:t>
       <w:br/>
       <w:br/>
     </w:r>

--- a/tillsyn/A 4014-2026 tillsynsbegäran.docx
+++ b/tillsyn/A 4014-2026 tillsynsbegäran.docx
@@ -952,7 +952,7 @@
     <w:r>
       <w:tab/>
       <w:tab/>
-      <w:t>2026-04-26</w:t>
+      <w:t>2026-04-27</w:t>
       <w:br/>
       <w:br/>
     </w:r>

--- a/tillsyn/A 4014-2026 tillsynsbegäran.docx
+++ b/tillsyn/A 4014-2026 tillsynsbegäran.docx
@@ -952,7 +952,7 @@
     <w:r>
       <w:tab/>
       <w:tab/>
-      <w:t>2026-04-27</w:t>
+      <w:t>2026-04-28</w:t>
       <w:br/>
       <w:br/>
     </w:r>

--- a/tillsyn/A 4014-2026 tillsynsbegäran.docx
+++ b/tillsyn/A 4014-2026 tillsynsbegäran.docx
@@ -952,7 +952,7 @@
     <w:r>
       <w:tab/>
       <w:tab/>
-      <w:t>2026-04-28</w:t>
+      <w:t>2026-04-29</w:t>
       <w:br/>
       <w:br/>
     </w:r>

--- a/tillsyn/A 4014-2026 tillsynsbegäran.docx
+++ b/tillsyn/A 4014-2026 tillsynsbegäran.docx
@@ -952,7 +952,7 @@
     <w:r>
       <w:tab/>
       <w:tab/>
-      <w:t>2026-04-29</w:t>
+      <w:t>2026-04-30</w:t>
       <w:br/>
       <w:br/>
     </w:r>

--- a/tillsyn/A 4014-2026 tillsynsbegäran.docx
+++ b/tillsyn/A 4014-2026 tillsynsbegäran.docx
@@ -952,7 +952,7 @@
     <w:r>
       <w:tab/>
       <w:tab/>
-      <w:t>2026-04-30</w:t>
+      <w:t>2026-05-01</w:t>
       <w:br/>
       <w:br/>
     </w:r>

--- a/tillsyn/A 4014-2026 tillsynsbegäran.docx
+++ b/tillsyn/A 4014-2026 tillsynsbegäran.docx
@@ -952,7 +952,7 @@
     <w:r>
       <w:tab/>
       <w:tab/>
-      <w:t>2026-05-01</w:t>
+      <w:t>2026-05-02</w:t>
       <w:br/>
       <w:br/>
     </w:r>

--- a/tillsyn/A 4014-2026 tillsynsbegäran.docx
+++ b/tillsyn/A 4014-2026 tillsynsbegäran.docx
@@ -952,7 +952,7 @@
     <w:r>
       <w:tab/>
       <w:tab/>
-      <w:t>2026-05-02</w:t>
+      <w:t>2026-05-03</w:t>
       <w:br/>
       <w:br/>
     </w:r>

--- a/tillsyn/A 4014-2026 tillsynsbegäran.docx
+++ b/tillsyn/A 4014-2026 tillsynsbegäran.docx
@@ -952,7 +952,7 @@
     <w:r>
       <w:tab/>
       <w:tab/>
-      <w:t>2026-05-16</w:t>
+      <w:t>2026-05-17</w:t>
       <w:br/>
       <w:br/>
     </w:r>

--- a/tillsyn/A 4014-2026 tillsynsbegäran.docx
+++ b/tillsyn/A 4014-2026 tillsynsbegäran.docx
@@ -952,7 +952,7 @@
     <w:r>
       <w:tab/>
       <w:tab/>
-      <w:t>2026-05-17</w:t>
+      <w:t>2026-05-18</w:t>
       <w:br/>
       <w:br/>
     </w:r>

--- a/tillsyn/A 4014-2026 tillsynsbegäran.docx
+++ b/tillsyn/A 4014-2026 tillsynsbegäran.docx
@@ -952,7 +952,7 @@
     <w:r>
       <w:tab/>
       <w:tab/>
-      <w:t>2026-05-18</w:t>
+      <w:t>2026-05-19</w:t>
       <w:br/>
       <w:br/>
     </w:r>

--- a/tillsyn/A 4014-2026 tillsynsbegäran.docx
+++ b/tillsyn/A 4014-2026 tillsynsbegäran.docx
@@ -952,7 +952,7 @@
     <w:r>
       <w:tab/>
       <w:tab/>
-      <w:t>2026-05-19</w:t>
+      <w:t>2026-05-20</w:t>
       <w:br/>
       <w:br/>
     </w:r>

--- a/tillsyn/A 4014-2026 tillsynsbegäran.docx
+++ b/tillsyn/A 4014-2026 tillsynsbegäran.docx
@@ -952,7 +952,7 @@
     <w:r>
       <w:tab/>
       <w:tab/>
-      <w:t>2026-05-20</w:t>
+      <w:t>2026-05-21</w:t>
       <w:br/>
       <w:br/>
     </w:r>

--- a/tillsyn/A 4014-2026 tillsynsbegäran.docx
+++ b/tillsyn/A 4014-2026 tillsynsbegäran.docx
@@ -952,7 +952,7 @@
     <w:r>
       <w:tab/>
       <w:tab/>
-      <w:t>2026-05-21</w:t>
+      <w:t>2026-05-22</w:t>
       <w:br/>
       <w:br/>
     </w:r>

--- a/tillsyn/A 4014-2026 tillsynsbegäran.docx
+++ b/tillsyn/A 4014-2026 tillsynsbegäran.docx
@@ -952,7 +952,7 @@
     <w:r>
       <w:tab/>
       <w:tab/>
-      <w:t>2026-05-22</w:t>
+      <w:t>2026-05-23</w:t>
       <w:br/>
       <w:br/>
     </w:r>

--- a/tillsyn/A 4014-2026 tillsynsbegäran.docx
+++ b/tillsyn/A 4014-2026 tillsynsbegäran.docx
@@ -952,7 +952,7 @@
     <w:r>
       <w:tab/>
       <w:tab/>
-      <w:t>2026-05-23</w:t>
+      <w:t>2026-05-24</w:t>
       <w:br/>
       <w:br/>
     </w:r>

--- a/tillsyn/A 4014-2026 tillsynsbegäran.docx
+++ b/tillsyn/A 4014-2026 tillsynsbegäran.docx
@@ -952,7 +952,7 @@
     <w:r>
       <w:tab/>
       <w:tab/>
-      <w:t>2026-05-24</w:t>
+      <w:t>2026-05-25</w:t>
       <w:br/>
       <w:br/>
     </w:r>

--- a/tillsyn/A 4014-2026 tillsynsbegäran.docx
+++ b/tillsyn/A 4014-2026 tillsynsbegäran.docx
@@ -952,7 +952,7 @@
     <w:r>
       <w:tab/>
       <w:tab/>
-      <w:t>2026-05-25</w:t>
+      <w:t>2026-05-26</w:t>
       <w:br/>
       <w:br/>
     </w:r>

--- a/tillsyn/A 4014-2026 tillsynsbegäran.docx
+++ b/tillsyn/A 4014-2026 tillsynsbegäran.docx
@@ -952,7 +952,7 @@
     <w:r>
       <w:tab/>
       <w:tab/>
-      <w:t>2026-05-26</w:t>
+      <w:t>2026-05-27</w:t>
       <w:br/>
       <w:br/>
     </w:r>

--- a/tillsyn/A 4014-2026 tillsynsbegäran.docx
+++ b/tillsyn/A 4014-2026 tillsynsbegäran.docx
@@ -952,7 +952,7 @@
     <w:r>
       <w:tab/>
       <w:tab/>
-      <w:t>2026-05-27</w:t>
+      <w:t>2026-05-28</w:t>
       <w:br/>
       <w:br/>
     </w:r>

--- a/tillsyn/A 4014-2026 tillsynsbegäran.docx
+++ b/tillsyn/A 4014-2026 tillsynsbegäran.docx
@@ -952,7 +952,7 @@
     <w:r>
       <w:tab/>
       <w:tab/>
-      <w:t>2026-05-28</w:t>
+      <w:t>2026-05-29</w:t>
       <w:br/>
       <w:br/>
     </w:r>

--- a/tillsyn/A 4014-2026 tillsynsbegäran.docx
+++ b/tillsyn/A 4014-2026 tillsynsbegäran.docx
@@ -952,7 +952,7 @@
     <w:r>
       <w:tab/>
       <w:tab/>
-      <w:t>2026-05-29</w:t>
+      <w:t>2026-05-30</w:t>
       <w:br/>
       <w:br/>
     </w:r>

--- a/tillsyn/A 4014-2026 tillsynsbegäran.docx
+++ b/tillsyn/A 4014-2026 tillsynsbegäran.docx
@@ -952,7 +952,7 @@
     <w:r>
       <w:tab/>
       <w:tab/>
-      <w:t>2026-05-30</w:t>
+      <w:t>2026-05-31</w:t>
       <w:br/>
       <w:br/>
     </w:r>

--- a/tillsyn/A 4014-2026 tillsynsbegäran.docx
+++ b/tillsyn/A 4014-2026 tillsynsbegäran.docx
@@ -952,7 +952,7 @@
     <w:r>
       <w:tab/>
       <w:tab/>
-      <w:t>2026-05-31</w:t>
+      <w:t>2026-06-01</w:t>
       <w:br/>
       <w:br/>
     </w:r>

--- a/tillsyn/A 4014-2026 tillsynsbegäran.docx
+++ b/tillsyn/A 4014-2026 tillsynsbegäran.docx
@@ -952,7 +952,7 @@
     <w:r>
       <w:tab/>
       <w:tab/>
-      <w:t>2026-06-01</w:t>
+      <w:t>2026-06-02</w:t>
       <w:br/>
       <w:br/>
     </w:r>

--- a/tillsyn/A 4014-2026 tillsynsbegäran.docx
+++ b/tillsyn/A 4014-2026 tillsynsbegäran.docx
@@ -952,7 +952,7 @@
     <w:r>
       <w:tab/>
       <w:tab/>
-      <w:t>2026-06-02</w:t>
+      <w:t>2026-06-03</w:t>
       <w:br/>
       <w:br/>
     </w:r>

--- a/tillsyn/A 4014-2026 tillsynsbegäran.docx
+++ b/tillsyn/A 4014-2026 tillsynsbegäran.docx
@@ -952,7 +952,7 @@
     <w:r>
       <w:tab/>
       <w:tab/>
-      <w:t>2026-06-03</w:t>
+      <w:t>2026-06-04</w:t>
       <w:br/>
       <w:br/>
     </w:r>

--- a/tillsyn/A 4014-2026 tillsynsbegäran.docx
+++ b/tillsyn/A 4014-2026 tillsynsbegäran.docx
@@ -952,7 +952,7 @@
     <w:r>
       <w:tab/>
       <w:tab/>
-      <w:t>2026-06-04</w:t>
+      <w:t>2026-06-05</w:t>
       <w:br/>
       <w:br/>
     </w:r>

--- a/tillsyn/A 4014-2026 tillsynsbegäran.docx
+++ b/tillsyn/A 4014-2026 tillsynsbegäran.docx
@@ -952,7 +952,7 @@
     <w:r>
       <w:tab/>
       <w:tab/>
-      <w:t>2026-06-05</w:t>
+      <w:t>2026-06-06</w:t>
       <w:br/>
       <w:br/>
     </w:r>

--- a/tillsyn/A 4014-2026 tillsynsbegäran.docx
+++ b/tillsyn/A 4014-2026 tillsynsbegäran.docx
@@ -952,7 +952,7 @@
     <w:r>
       <w:tab/>
       <w:tab/>
-      <w:t>2026-06-06</w:t>
+      <w:t>2026-06-07</w:t>
       <w:br/>
       <w:br/>
     </w:r>

--- a/tillsyn/A 4014-2026 tillsynsbegäran.docx
+++ b/tillsyn/A 4014-2026 tillsynsbegäran.docx
@@ -952,7 +952,7 @@
     <w:r>
       <w:tab/>
       <w:tab/>
-      <w:t>2026-06-07</w:t>
+      <w:t>2026-06-08</w:t>
       <w:br/>
       <w:br/>
     </w:r>

--- a/tillsyn/A 4014-2026 tillsynsbegäran.docx
+++ b/tillsyn/A 4014-2026 tillsynsbegäran.docx
@@ -952,7 +952,7 @@
     <w:r>
       <w:tab/>
       <w:tab/>
-      <w:t>2026-06-08</w:t>
+      <w:t>2026-06-09</w:t>
       <w:br/>
       <w:br/>
     </w:r>

--- a/tillsyn/A 4014-2026 tillsynsbegäran.docx
+++ b/tillsyn/A 4014-2026 tillsynsbegäran.docx
@@ -952,7 +952,7 @@
     <w:r>
       <w:tab/>
       <w:tab/>
-      <w:t>2026-06-09</w:t>
+      <w:t>2026-06-10</w:t>
       <w:br/>
       <w:br/>
     </w:r>

--- a/tillsyn/A 4014-2026 tillsynsbegäran.docx
+++ b/tillsyn/A 4014-2026 tillsynsbegäran.docx
@@ -952,7 +952,7 @@
     <w:r>
       <w:tab/>
       <w:tab/>
-      <w:t>2026-06-10</w:t>
+      <w:t>2026-06-11</w:t>
       <w:br/>
       <w:br/>
     </w:r>

--- a/tillsyn/A 4014-2026 tillsynsbegäran.docx
+++ b/tillsyn/A 4014-2026 tillsynsbegäran.docx
@@ -952,7 +952,7 @@
     <w:r>
       <w:tab/>
       <w:tab/>
-      <w:t>2026-06-11</w:t>
+      <w:t>2026-06-12</w:t>
       <w:br/>
       <w:br/>
     </w:r>

--- a/tillsyn/A 4014-2026 tillsynsbegäran.docx
+++ b/tillsyn/A 4014-2026 tillsynsbegäran.docx
@@ -952,7 +952,7 @@
     <w:r>
       <w:tab/>
       <w:tab/>
-      <w:t>2026-06-12</w:t>
+      <w:t>2026-06-13</w:t>
       <w:br/>
       <w:br/>
     </w:r>

--- a/tillsyn/A 4014-2026 tillsynsbegäran.docx
+++ b/tillsyn/A 4014-2026 tillsynsbegäran.docx
@@ -1276,7 +1276,7 @@
     <w:r>
       <w:tab/>
       <w:tab/>
-      <w:t>2026-07-13</w:t>
+      <w:t>2026-07-14</w:t>
       <w:br/>
       <w:br/>
     </w:r>

--- a/tillsyn/A 4014-2026 tillsynsbegäran.docx
+++ b/tillsyn/A 4014-2026 tillsynsbegäran.docx
@@ -1276,7 +1276,7 @@
     <w:r>
       <w:tab/>
       <w:tab/>
-      <w:t>2026-07-14</w:t>
+      <w:t>2026-07-15</w:t>
       <w:br/>
       <w:br/>
     </w:r>

--- a/tillsyn/A 4014-2026 tillsynsbegäran.docx
+++ b/tillsyn/A 4014-2026 tillsynsbegäran.docx
@@ -1276,7 +1276,7 @@
     <w:r>
       <w:tab/>
       <w:tab/>
-      <w:t>2026-07-15</w:t>
+      <w:t>2026-07-16</w:t>
       <w:br/>
       <w:br/>
     </w:r>

--- a/tillsyn/A 4014-2026 tillsynsbegäran.docx
+++ b/tillsyn/A 4014-2026 tillsynsbegäran.docx
@@ -1276,7 +1276,7 @@
     <w:r>
       <w:tab/>
       <w:tab/>
-      <w:t>2026-07-16</w:t>
+      <w:t>2026-07-17</w:t>
       <w:br/>
       <w:br/>
     </w:r>

--- a/tillsyn/A 4014-2026 tillsynsbegäran.docx
+++ b/tillsyn/A 4014-2026 tillsynsbegäran.docx
@@ -1276,7 +1276,7 @@
     <w:r>
       <w:tab/>
       <w:tab/>
-      <w:t>2026-07-17</w:t>
+      <w:t>2026-07-18</w:t>
       <w:br/>
       <w:br/>
     </w:r>

--- a/tillsyn/A 4014-2026 tillsynsbegäran.docx
+++ b/tillsyn/A 4014-2026 tillsynsbegäran.docx
@@ -1276,7 +1276,7 @@
     <w:r>
       <w:tab/>
       <w:tab/>
-      <w:t>2026-07-18</w:t>
+      <w:t>2026-07-19</w:t>
       <w:br/>
       <w:br/>
     </w:r>

--- a/tillsyn/A 4014-2026 tillsynsbegäran.docx
+++ b/tillsyn/A 4014-2026 tillsynsbegäran.docx
@@ -1276,7 +1276,7 @@
     <w:r>
       <w:tab/>
       <w:tab/>
-      <w:t>2026-07-19</w:t>
+      <w:t>2026-07-20</w:t>
       <w:br/>
       <w:br/>
     </w:r>

--- a/tillsyn/A 4014-2026 tillsynsbegäran.docx
+++ b/tillsyn/A 4014-2026 tillsynsbegäran.docx
@@ -1276,7 +1276,7 @@
     <w:r>
       <w:tab/>
       <w:tab/>
-      <w:t>2026-07-20</w:t>
+      <w:t>2026-07-21</w:t>
       <w:br/>
       <w:br/>
     </w:r>

--- a/tillsyn/A 4014-2026 tillsynsbegäran.docx
+++ b/tillsyn/A 4014-2026 tillsynsbegäran.docx
@@ -1276,7 +1276,7 @@
     <w:r>
       <w:tab/>
       <w:tab/>
-      <w:t>2026-07-21</w:t>
+      <w:t>2026-07-22</w:t>
       <w:br/>
       <w:br/>
     </w:r>

--- a/tillsyn/A 4014-2026 tillsynsbegäran.docx
+++ b/tillsyn/A 4014-2026 tillsynsbegäran.docx
@@ -1276,7 +1276,7 @@
     <w:r>
       <w:tab/>
       <w:tab/>
-      <w:t>2026-07-22</w:t>
+      <w:t>2026-07-23</w:t>
       <w:br/>
       <w:br/>
     </w:r>

--- a/tillsyn/A 4014-2026 tillsynsbegäran.docx
+++ b/tillsyn/A 4014-2026 tillsynsbegäran.docx
@@ -1276,7 +1276,7 @@
     <w:r>
       <w:tab/>
       <w:tab/>
-      <w:t>2026-07-23</w:t>
+      <w:t>2026-07-24</w:t>
       <w:br/>
       <w:br/>
     </w:r>

--- a/tillsyn/A 4014-2026 tillsynsbegäran.docx
+++ b/tillsyn/A 4014-2026 tillsynsbegäran.docx
@@ -1276,7 +1276,7 @@
     <w:r>
       <w:tab/>
       <w:tab/>
-      <w:t>2026-07-24</w:t>
+      <w:t>2026-07-25</w:t>
       <w:br/>
       <w:br/>
     </w:r>

--- a/tillsyn/A 4014-2026 tillsynsbegäran.docx
+++ b/tillsyn/A 4014-2026 tillsynsbegäran.docx
@@ -1276,7 +1276,7 @@
     <w:r>
       <w:tab/>
       <w:tab/>
-      <w:t>2026-07-25</w:t>
+      <w:t>2026-07-26</w:t>
       <w:br/>
       <w:br/>
     </w:r>

--- a/tillsyn/A 4014-2026 tillsynsbegäran.docx
+++ b/tillsyn/A 4014-2026 tillsynsbegäran.docx
@@ -1276,7 +1276,7 @@
     <w:r>
       <w:tab/>
       <w:tab/>
-      <w:t>2026-07-26</w:t>
+      <w:t>2026-07-27</w:t>
       <w:br/>
       <w:br/>
     </w:r>

--- a/tillsyn/A 4014-2026 tillsynsbegäran.docx
+++ b/tillsyn/A 4014-2026 tillsynsbegäran.docx
@@ -1276,7 +1276,7 @@
     <w:r>
       <w:tab/>
       <w:tab/>
-      <w:t>2026-07-27</w:t>
+      <w:t>2026-07-28</w:t>
       <w:br/>
       <w:br/>
     </w:r>

--- a/tillsyn/A 4014-2026 tillsynsbegäran.docx
+++ b/tillsyn/A 4014-2026 tillsynsbegäran.docx
@@ -1276,7 +1276,7 @@
     <w:r>
       <w:tab/>
       <w:tab/>
-      <w:t>2026-07-28</w:t>
+      <w:t>2026-07-29</w:t>
       <w:br/>
       <w:br/>
     </w:r>

--- a/tillsyn/A 4014-2026 tillsynsbegäran.docx
+++ b/tillsyn/A 4014-2026 tillsynsbegäran.docx
@@ -1276,7 +1276,7 @@
     <w:r>
       <w:tab/>
       <w:tab/>
-      <w:t>2026-07-29</w:t>
+      <w:t>2026-07-30</w:t>
       <w:br/>
       <w:br/>
     </w:r>

--- a/tillsyn/A 4014-2026 tillsynsbegäran.docx
+++ b/tillsyn/A 4014-2026 tillsynsbegäran.docx
@@ -1276,7 +1276,7 @@
     <w:r>
       <w:tab/>
       <w:tab/>
-      <w:t>2026-07-30</w:t>
+      <w:t>2026-07-31</w:t>
       <w:br/>
       <w:br/>
     </w:r>

--- a/tillsyn/A 4014-2026 tillsynsbegäran.docx
+++ b/tillsyn/A 4014-2026 tillsynsbegäran.docx
@@ -1276,7 +1276,7 @@
     <w:r>
       <w:tab/>
       <w:tab/>
-      <w:t>2026-07-31</w:t>
+      <w:t>2026-08-01</w:t>
       <w:br/>
       <w:br/>
     </w:r>

--- a/tillsyn/A 4014-2026 tillsynsbegäran.docx
+++ b/tillsyn/A 4014-2026 tillsynsbegäran.docx
@@ -1276,7 +1276,7 @@
     <w:r>
       <w:tab/>
       <w:tab/>
-      <w:t>2026-08-01</w:t>
+      <w:t>2026-08-02</w:t>
       <w:br/>
       <w:br/>
     </w:r>

--- a/tillsyn/A 4014-2026 tillsynsbegäran.docx
+++ b/tillsyn/A 4014-2026 tillsynsbegäran.docx
@@ -1276,7 +1276,7 @@
     <w:r>
       <w:tab/>
       <w:tab/>
-      <w:t>2026-08-02</w:t>
+      <w:t>2026-08-03</w:t>
       <w:br/>
       <w:br/>
     </w:r>

--- a/tillsyn/A 4014-2026 tillsynsbegäran.docx
+++ b/tillsyn/A 4014-2026 tillsynsbegäran.docx
@@ -1276,7 +1276,7 @@
     <w:r>
       <w:tab/>
       <w:tab/>
-      <w:t>2026-08-03</w:t>
+      <w:t>2026-08-05</w:t>
       <w:br/>
       <w:br/>
     </w:r>

--- a/tillsyn/A 4014-2026 tillsynsbegäran.docx
+++ b/tillsyn/A 4014-2026 tillsynsbegäran.docx
@@ -1276,7 +1276,7 @@
     <w:r>
       <w:tab/>
       <w:tab/>
-      <w:t>2026-08-05</w:t>
+      <w:t>2026-08-07</w:t>
       <w:br/>
       <w:br/>
     </w:r>

--- a/tillsyn/A 4014-2026 tillsynsbegäran.docx
+++ b/tillsyn/A 4014-2026 tillsynsbegäran.docx
@@ -1276,7 +1276,7 @@
     <w:r>
       <w:tab/>
       <w:tab/>
-      <w:t>2026-08-07</w:t>
+      <w:t>2026-08-08</w:t>
       <w:br/>
       <w:br/>
     </w:r>

--- a/tillsyn/A 4014-2026 tillsynsbegäran.docx
+++ b/tillsyn/A 4014-2026 tillsynsbegäran.docx
@@ -60,7 +60,7 @@
         <w:spacing w:after="240"/>
       </w:pPr>
       <w:r>
-        <w:t>Figur 1. Fyndplatser för naturvårdsarter i och inom 4 meter från avverkningsanmälan. Markörer utan svart kant är placerade på fyndplatsen. Markörer med svart kant är placerade vid sidan av fyndplatsen har ett svart streck som visar fyndplatsens exakta position. Kartans mittpunktskoordinat är N 6996620, E 626456 i SWEREF 99 TM.</w:t>
+        <w:t>Figur 1. Fyndplatser för naturvårdsarter i och inom 4 meter från avverkningsanmälan. Markörer utan svart kant är placerade på fyndplatsen. Markörer med svart kant är placerade vid sidan av fyndplatsen och har ett svart streck som visar fyndplatsens exakta position. Kartans mittpunktskoordinat är N 6996620, E 626456 i SWEREF 99 TM.</w:t>
       </w:r>
     </w:p>
     <w:p>
@@ -1276,7 +1276,7 @@
     <w:r>
       <w:tab/>
       <w:tab/>
-      <w:t>2026-08-14</w:t>
+      <w:t>2026-08-15</w:t>
       <w:br/>
       <w:br/>
     </w:r>

--- a/tillsyn/A 4014-2026 tillsynsbegäran.docx
+++ b/tillsyn/A 4014-2026 tillsynsbegäran.docx
@@ -1276,7 +1276,7 @@
     <w:r>
       <w:tab/>
       <w:tab/>
-      <w:t>2026-08-15</w:t>
+      <w:t>2026-08-16</w:t>
       <w:br/>
       <w:br/>
     </w:r>

--- a/tillsyn/A 4014-2026 tillsynsbegäran.docx
+++ b/tillsyn/A 4014-2026 tillsynsbegäran.docx
@@ -1276,7 +1276,7 @@
     <w:r>
       <w:tab/>
       <w:tab/>
-      <w:t>2026-08-16</w:t>
+      <w:t>2026-08-17</w:t>
       <w:br/>
       <w:br/>
     </w:r>

--- a/tillsyn/A 4014-2026 tillsynsbegäran.docx
+++ b/tillsyn/A 4014-2026 tillsynsbegäran.docx
@@ -1276,7 +1276,7 @@
     <w:r>
       <w:tab/>
       <w:tab/>
-      <w:t>2026-08-17</w:t>
+      <w:t>2026-08-18</w:t>
       <w:br/>
       <w:br/>
     </w:r>

--- a/tillsyn/A 4014-2026 tillsynsbegäran.docx
+++ b/tillsyn/A 4014-2026 tillsynsbegäran.docx
@@ -1276,7 +1276,7 @@
     <w:r>
       <w:tab/>
       <w:tab/>
-      <w:t>2026-08-18</w:t>
+      <w:t>2026-08-19</w:t>
       <w:br/>
       <w:br/>
     </w:r>

--- a/tillsyn/A 4014-2026 tillsynsbegäran.docx
+++ b/tillsyn/A 4014-2026 tillsynsbegäran.docx
@@ -1276,7 +1276,7 @@
     <w:r>
       <w:tab/>
       <w:tab/>
-      <w:t>2026-08-19</w:t>
+      <w:t>2026-08-20</w:t>
       <w:br/>
       <w:br/>
     </w:r>

--- a/tillsyn/A 4014-2026 tillsynsbegäran.docx
+++ b/tillsyn/A 4014-2026 tillsynsbegäran.docx
@@ -1276,7 +1276,7 @@
     <w:r>
       <w:tab/>
       <w:tab/>
-      <w:t>2026-08-20</w:t>
+      <w:t>2026-08-21</w:t>
       <w:br/>
       <w:br/>
     </w:r>

--- a/tillsyn/A 4014-2026 tillsynsbegäran.docx
+++ b/tillsyn/A 4014-2026 tillsynsbegäran.docx
@@ -1276,7 +1276,7 @@
     <w:r>
       <w:tab/>
       <w:tab/>
-      <w:t>2026-08-21</w:t>
+      <w:t>2026-08-22</w:t>
       <w:br/>
       <w:br/>
     </w:r>

--- a/tillsyn/A 4014-2026 tillsynsbegäran.docx
+++ b/tillsyn/A 4014-2026 tillsynsbegäran.docx
@@ -1276,7 +1276,7 @@
     <w:r>
       <w:tab/>
       <w:tab/>
-      <w:t>2026-08-22</w:t>
+      <w:t>2026-08-23</w:t>
       <w:br/>
       <w:br/>
     </w:r>

--- a/tillsyn/A 4014-2026 tillsynsbegäran.docx
+++ b/tillsyn/A 4014-2026 tillsynsbegäran.docx
@@ -1276,7 +1276,7 @@
     <w:r>
       <w:tab/>
       <w:tab/>
-      <w:t>2026-08-23</w:t>
+      <w:t>2026-08-24</w:t>
       <w:br/>
       <w:br/>
     </w:r>

--- a/tillsyn/A 4014-2026 tillsynsbegäran.docx
+++ b/tillsyn/A 4014-2026 tillsynsbegäran.docx
@@ -1276,7 +1276,7 @@
     <w:r>
       <w:tab/>
       <w:tab/>
-      <w:t>2026-08-24</w:t>
+      <w:t>2026-08-25</w:t>
       <w:br/>
       <w:br/>
     </w:r>

--- a/tillsyn/A 4014-2026 tillsynsbegäran.docx
+++ b/tillsyn/A 4014-2026 tillsynsbegäran.docx
@@ -1276,7 +1276,7 @@
     <w:r>
       <w:tab/>
       <w:tab/>
-      <w:t>2026-08-25</w:t>
+      <w:t>2026-08-26</w:t>
       <w:br/>
       <w:br/>
     </w:r>

--- a/tillsyn/A 4014-2026 tillsynsbegäran.docx
+++ b/tillsyn/A 4014-2026 tillsynsbegäran.docx
@@ -1276,7 +1276,7 @@
     <w:r>
       <w:tab/>
       <w:tab/>
-      <w:t>2026-08-26</w:t>
+      <w:t>2026-08-27</w:t>
       <w:br/>
       <w:br/>
     </w:r>

--- a/tillsyn/A 4014-2026 tillsynsbegäran.docx
+++ b/tillsyn/A 4014-2026 tillsynsbegäran.docx
@@ -1276,7 +1276,7 @@
     <w:r>
       <w:tab/>
       <w:tab/>
-      <w:t>2026-08-27</w:t>
+      <w:t>2026-08-28</w:t>
       <w:br/>
       <w:br/>
     </w:r>

--- a/tillsyn/A 4014-2026 tillsynsbegäran.docx
+++ b/tillsyn/A 4014-2026 tillsynsbegäran.docx
@@ -1276,7 +1276,7 @@
     <w:r>
       <w:tab/>
       <w:tab/>
-      <w:t>2026-08-28</w:t>
+      <w:t>2026-08-29</w:t>
       <w:br/>
       <w:br/>
     </w:r>

--- a/tillsyn/A 4014-2026 tillsynsbegäran.docx
+++ b/tillsyn/A 4014-2026 tillsynsbegäran.docx
@@ -1276,7 +1276,7 @@
     <w:r>
       <w:tab/>
       <w:tab/>
-      <w:t>2026-08-29</w:t>
+      <w:t>2026-08-31</w:t>
       <w:br/>
       <w:br/>
     </w:r>

--- a/tillsyn/A 4014-2026 tillsynsbegäran.docx
+++ b/tillsyn/A 4014-2026 tillsynsbegäran.docx
@@ -1276,7 +1276,7 @@
     <w:r>
       <w:tab/>
       <w:tab/>
-      <w:t>2026-08-31</w:t>
+      <w:t>2026-09-01</w:t>
       <w:br/>
       <w:br/>
     </w:r>

--- a/tillsyn/A 4014-2026 tillsynsbegäran.docx
+++ b/tillsyn/A 4014-2026 tillsynsbegäran.docx
@@ -1276,7 +1276,7 @@
     <w:r>
       <w:tab/>
       <w:tab/>
-      <w:t>2026-09-01</w:t>
+      <w:t>2026-09-02</w:t>
       <w:br/>
       <w:br/>
     </w:r>

--- a/tillsyn/A 4014-2026 tillsynsbegäran.docx
+++ b/tillsyn/A 4014-2026 tillsynsbegäran.docx
@@ -1276,7 +1276,7 @@
     <w:r>
       <w:tab/>
       <w:tab/>
-      <w:t>2026-09-02</w:t>
+      <w:t>2026-09-03</w:t>
       <w:br/>
       <w:br/>
     </w:r>

--- a/tillsyn/A 4014-2026 tillsynsbegäran.docx
+++ b/tillsyn/A 4014-2026 tillsynsbegäran.docx
@@ -1276,7 +1276,7 @@
     <w:r>
       <w:tab/>
       <w:tab/>
-      <w:t>2026-09-03</w:t>
+      <w:t>2026-09-04</w:t>
       <w:br/>
       <w:br/>
     </w:r>

--- a/tillsyn/A 4014-2026 tillsynsbegäran.docx
+++ b/tillsyn/A 4014-2026 tillsynsbegäran.docx
@@ -1276,7 +1276,7 @@
     <w:r>
       <w:tab/>
       <w:tab/>
-      <w:t>2026-09-04</w:t>
+      <w:t>2026-09-05</w:t>
       <w:br/>
       <w:br/>
     </w:r>
